--- a/templates/内置实验报告模板.docx
+++ b/templates/内置实验报告模板.docx
@@ -52,7 +52,7 @@
     <w:tbl>
       <w:tblPr>
         <w:tblStyle w:val="2"/>
-        <w:tblpPr w:leftFromText="180" w:rightFromText="180" w:vertAnchor="text" w:horzAnchor="margin" w:tblpY="31" w:tblpX="0"/>
+        <w:tblpPr w:vertAnchor="text" w:horzAnchor="margin" w:tblpX="0" w:tblpY="31"/>
         <w:tblW w:w="9780" w:type="dxa"/>
         <w:tblBorders>
           <w:top w:val="single" w:color="auto" w:sz="12" w:space="0"/>
@@ -321,7 +321,7 @@
     <w:tbl>
       <w:tblPr>
         <w:tblStyle w:val="2"/>
-        <w:tblpPr w:leftFromText="180" w:rightFromText="180" w:vertAnchor="text" w:horzAnchor="margin" w:tblpY="1030" w:tblpX="0"/>
+        <w:tblpPr w:vertAnchor="text" w:horzAnchor="margin" w:tblpX="0" w:tblpY="1030"/>
         <w:tblW w:w="9780" w:type="dxa"/>
         <w:tblBorders>
           <w:top w:val="single" w:color="auto" w:sz="12" w:space="0"/>
